--- a/Oron_Turgeman_Resume_HE.docx
+++ b/Oron_Turgeman_Resume_HE.docx
@@ -555,7 +555,7 @@
                 <w:sz w:val="19"/>
                 <w:rtl/>
               </w:rPr>
-              <w:t>oron2558@gmail.com  ✉</w:t>
+              <w:t>Lironashtar93@gmail.com  ✉</w:t>
             </w:r>
           </w:p>
           <w:p>
